--- a/Wael_Bahgat_Resume.docx
+++ b/Wael_Bahgat_Resume.docx
@@ -815,7 +815,7 @@
           <w:u w:val="none"/>
           <w:lang w:val="en-US"/>
         </w:rPr>
-        <w:t>Architected dual-mode (satellite / ground) GSM/LTE core network in C++17: HLR, MME, HSS, DRA, MSC, and LynkDBGw — including GSUP protocol encoding/decoding</w:t>
+        <w:t>Architected dual-mode (satellite / ground) GSM/LTE core network components in C++17, including multiple core network elements and core signaling protocol implementations</w:t>
       </w:r>
     </w:p>
     <w:p>
@@ -858,7 +858,7 @@
           <w:u w:val="none"/>
           <w:lang w:val="en-US"/>
         </w:rPr>
-        <w:t>Designed modular plugin-based framework with SOLID principles, hot-reload JSON configuration, and runtime-swappable database backends (MongoDB, PostgreSQL, SQLite3)</w:t>
+        <w:t>Designed modular plugin-based framework with SOLID principles, dynamic configuration, and runtime-swappable database backends (MongoDB, PostgreSQL, SQLite3)</w:t>
       </w:r>
     </w:p>
     <w:p>
@@ -1021,7 +1021,7 @@
           <w:u w:val="none"/>
           <w:lang w:val="en-US"/>
         </w:rPr>
-        <w:t>Designed and owns a 4-mode GitLab CI/CD release pipeline: nightly unit tests, two-phase Docker builds, RC creation with JSON manifest tracking, and final amd64/aarch64 multi-arch tagging</w:t>
+        <w:t>Designed and owns a GitLab CI/CD release pipeline covering unit tests, two-phase Docker builds, release candidate creation with manifest tracking, and final amd64/aarch64 multi-arch tagging</w:t>
       </w:r>
     </w:p>
     <w:p>
@@ -1064,7 +1064,7 @@
           <w:u w:val="none"/>
           <w:lang w:val="en-US"/>
         </w:rPr>
-        <w:t>Built container lifecycle infrastructure: lynk-executor runtime manager (4 deployment modes), Docker registry management, and systemd production integration</w:t>
+        <w:t>Built container lifecycle infrastructure: a custom runtime manager supporting multiple deployment modes, Docker registry management, and systemd production integration</w:t>
       </w:r>
     </w:p>
     <w:p>

--- a/Wael_Bahgat_Resume.docx
+++ b/Wael_Bahgat_Resume.docx
@@ -41,7 +41,7 @@
           <w:sz w:val="18"/>
           <w:szCs w:val="18"/>
         </w:rPr>
-        <w:t xml:space="preserve">Washington, D.C. area  |  wael.bahgat@gmail.com</w:t>
+        <w:t xml:space="preserve">Bethesda, MD  |  wael.bahgat@gmail.com</w:t>
       </w:r>
     </w:p>
     <w:p>

--- a/Wael_Bahgat_Resume.docx
+++ b/Wael_Bahgat_Resume.docx
@@ -294,14 +294,14 @@
           <w:b/>
           <w:color w:val="0D5C8C"/>
         </w:rPr>
-        <w:t xml:space="preserve">Elveo Mobile</w:t>
+        <w:t xml:space="preserve">Elveo Mobile (formerly Lynk Global)</w:t>
       </w:r>
       <w:r>
         <w:rPr>
           <w:i/>
           <w:color w:val="444444"/>
         </w:rPr>
-        <w:t xml:space="preserve">  ·  Direct-to-device satellite operator connecting ordinary mobile phones to satellites.</w:t>
+        <w:t xml:space="preserve">  ·  Direct-to-device satellite operator. Joined as Senior Network Software Engineer; promoted to Principal in 2026.</w:t>
       </w:r>
     </w:p>
     <w:p>
@@ -697,7 +697,7 @@
           <w:sz w:val="20"/>
           <w:szCs w:val="20"/>
         </w:rPr>
-        <w:t xml:space="preserve">May 2012 – Apr 2016</w:t>
+        <w:t xml:space="preserve">Jul 2012 – Apr 2016</w:t>
       </w:r>
     </w:p>
     <w:p>
@@ -766,7 +766,7 @@
           <w:sz w:val="20"/>
           <w:szCs w:val="20"/>
         </w:rPr>
-        <w:t xml:space="preserve">Jan 2005 – May 2012</w:t>
+        <w:t xml:space="preserve">Jan 2005 – Jun 2012</w:t>
       </w:r>
     </w:p>
     <w:p>

--- a/Wael_Bahgat_Resume.docx
+++ b/Wael_Bahgat_Resume.docx
@@ -175,7 +175,7 @@
       </w:r>
       <w:r>
         <w:rPr/>
-        <w:t xml:space="preserve">C++, Qt, Java, Python (tooling and automation), SQL and PL/SQL, Dart/Flutter</w:t>
+        <w:t xml:space="preserve">C++, Qt, Java, SQL and PL/SQL, Dart/Flutter; Python for scripts and tooling</w:t>
       </w:r>
     </w:p>
     <w:p>
@@ -371,7 +371,7 @@
       </w:pPr>
       <w:r>
         <w:rPr/>
-        <w:t xml:space="preserve">Built internal operator tooling (web front end, REST back end, PostgreSQL, Python command-line tool) and introduced software-in-the-loop simulation for testing; mentored an intern through its implementation to delivery.</w:t>
+        <w:t xml:space="preserve">Built internal operator tooling (web front end, REST back end, PostgreSQL, command-line tooling) and introduced software-in-the-loop simulation for testing; mentored an intern through its implementation to delivery.</w:t>
       </w:r>
     </w:p>
     <w:p>
